--- a/main/长风镇边关--7.docx
+++ b/main/长风镇边关--7.docx
@@ -366,35 +366,19 @@
         <w:ind w:left="0"/>
         <w:jc w:val="left"/>
         <w:rPr>
-          <w:rFonts w:hint="default" w:asciiTheme="minorAscii" w:hAnsiTheme="minorAscii"/>
-          <w:sz w:val="21"/>
-          <w:szCs w:val="21"/>
-        </w:rPr>
-      </w:pPr>
-      <w:r>
-        <w:rPr>
-          <w:rFonts w:hint="default" w:eastAsia="等线" w:cs="Arial" w:asciiTheme="minorAscii" w:hAnsiTheme="minorAscii"/>
-          <w:sz w:val="21"/>
-          <w:szCs w:val="21"/>
-        </w:rPr>
-        <w:t>但格拉西莫夫的话锋一转，语气又变得坚定：“关于驻军权限和军事行动范围，我方仍有顾虑。我方</w:t>
-      </w:r>
-      <w:r>
-        <w:rPr>
-          <w:rFonts w:hint="eastAsia" w:eastAsia="等线" w:cs="Arial" w:asciiTheme="minorAscii" w:hAnsiTheme="minorAscii"/>
+          <w:rFonts w:hint="default" w:eastAsia="等线" w:cs="Arial" w:asciiTheme="minorAscii" w:hAnsiTheme="minorAscii"/>
+          <w:sz w:val="21"/>
+          <w:szCs w:val="21"/>
+        </w:rPr>
+      </w:pPr>
+      <w:r>
+        <w:rPr>
+          <w:rFonts w:hint="default" w:eastAsia="等线" w:cs="Arial" w:asciiTheme="minorAscii" w:hAnsiTheme="minorAscii"/>
           <w:sz w:val="21"/>
           <w:szCs w:val="21"/>
           <w:lang w:val="en-US" w:eastAsia="zh-CN"/>
         </w:rPr>
-        <w:t>坚持上次谈判中提出的：</w:t>
-      </w:r>
-      <w:r>
-        <w:rPr>
-          <w:rFonts w:hint="default" w:eastAsia="等线" w:cs="Arial" w:asciiTheme="minorAscii" w:hAnsiTheme="minorAscii"/>
-          <w:sz w:val="21"/>
-          <w:szCs w:val="21"/>
-        </w:rPr>
-        <w:t>将库页岛中部区域纳入租借范围，海参崴港由中俄共管改为中方拥有70%的使用权，驻军范围</w:t>
+        <w:t>但格拉西莫夫的话锋一转，语气又变得坚定：“关于驻军权限和军事行动范围，我方仍有顾虑。我方同意中方驻军范围与租借领土范围一致，也同意中方驻军协助我方打击远东分裂武装、应对美日渗透，但跨境军事行动，必须提前十二小时向俄方远东军区报备，经批准后方可实施，且行动范围不得超出远东联邦管区。这是我方的底线，没有任何商讨的余</w:t>
       </w:r>
       <w:bookmarkStart w:id="0" w:name="_GoBack"/>
       <w:bookmarkEnd w:id="0"/>
@@ -403,25 +387,9 @@
           <w:rFonts w:hint="default" w:eastAsia="等线" w:cs="Arial" w:asciiTheme="minorAscii" w:hAnsiTheme="minorAscii"/>
           <w:sz w:val="21"/>
           <w:szCs w:val="21"/>
-        </w:rPr>
-        <w:t>扩大至乌苏里江以东至鄂霍次克海沿岸</w:t>
-      </w:r>
-      <w:r>
-        <w:rPr>
-          <w:rFonts w:hint="eastAsia" w:eastAsia="等线" w:cs="Arial" w:asciiTheme="minorAscii" w:hAnsiTheme="minorAscii"/>
-          <w:sz w:val="21"/>
-          <w:szCs w:val="21"/>
           <w:lang w:val="en-US" w:eastAsia="zh-CN"/>
         </w:rPr>
-        <w:t>。不过我们</w:t>
-      </w:r>
-      <w:r>
-        <w:rPr>
-          <w:rFonts w:hint="default" w:eastAsia="等线" w:cs="Arial" w:asciiTheme="minorAscii" w:hAnsiTheme="minorAscii"/>
-          <w:sz w:val="21"/>
-          <w:szCs w:val="21"/>
-        </w:rPr>
-        <w:t>同意中方驻军协助我方打击远东分裂武装、应对美日渗透，但跨境军事行动，必须提前十二小时向俄方远东军区报备，经批准后方可实施，且行动范围不得超出远东联邦管区。这是我方的底线，没有任何商讨的余地。”</w:t>
+        <w:t>地。”</w:t>
       </w:r>
     </w:p>
     <w:p>
@@ -1231,7 +1199,7 @@
   <w:docDefaults>
     <w:rPrDefault>
       <w:rPr>
-        <w:rFonts w:asciiTheme="minorHAnsi" w:hAnsiTheme="minorHAnsi" w:eastAsiaTheme="minorEastAsia" w:cstheme="minorBidi"/>
+        <w:rFonts w:ascii="Times New Roman" w:hAnsi="Times New Roman" w:eastAsia="宋体" w:cs="Times New Roman"/>
       </w:rPr>
     </w:rPrDefault>
     <w:pPrDefault/>
@@ -1302,7 +1270,7 @@
     <w:lsdException w:qFormat="1" w:unhideWhenUsed="0" w:uiPriority="0" w:semiHidden="0" w:name="Title"/>
     <w:lsdException w:unhideWhenUsed="0" w:uiPriority="0" w:semiHidden="0" w:name="Closing"/>
     <w:lsdException w:unhideWhenUsed="0" w:uiPriority="0" w:semiHidden="0" w:name="Signature"/>
-    <w:lsdException w:unhideWhenUsed="0" w:uiPriority="0" w:name="Default Paragraph Font"/>
+    <w:lsdException w:qFormat="1" w:unhideWhenUsed="0" w:uiPriority="0" w:name="Default Paragraph Font"/>
     <w:lsdException w:unhideWhenUsed="0" w:uiPriority="0" w:semiHidden="0" w:name="Body Text"/>
     <w:lsdException w:unhideWhenUsed="0" w:uiPriority="0" w:semiHidden="0" w:name="Body Text Indent"/>
     <w:lsdException w:unhideWhenUsed="0" w:uiPriority="0" w:semiHidden="0" w:name="List Continue"/>
@@ -1495,6 +1463,7 @@
       <w:jc w:val="both"/>
     </w:pPr>
     <w:rPr>
+      <w:rFonts w:asciiTheme="minorHAnsi" w:hAnsiTheme="minorHAnsi" w:eastAsiaTheme="minorEastAsia" w:cstheme="minorBidi"/>
       <w:sz w:val="21"/>
       <w:szCs w:val="22"/>
     </w:rPr>
@@ -1502,6 +1471,7 @@
   <w:style w:type="character" w:default="1" w:styleId="3">
     <w:name w:val="Default Paragraph Font"/>
     <w:semiHidden/>
+    <w:qFormat/>
     <w:uiPriority w:val="0"/>
   </w:style>
   <w:style w:type="table" w:default="1" w:styleId="2">

--- a/main/长风镇边关--7.docx
+++ b/main/长风镇边关--7.docx
@@ -378,799 +378,750 @@
           <w:szCs w:val="21"/>
           <w:lang w:val="en-US" w:eastAsia="zh-CN"/>
         </w:rPr>
-        <w:t>但格拉西莫夫的话锋一转，语气又变得坚定：“关于驻军权限和军事行动范围，我方仍有顾虑。我方同意中方驻军范围与租借领土范围一致，也同意中方驻军协助我方打击远东分裂武装、应对美日渗透，但跨境军事行动，必须提前十二小时向俄方远东军区报备，经批准后方可实施，且行动范围不得超出远东联邦管区。这是我方的底线，没有任何商讨的余</w:t>
+        <w:t>但格拉西莫夫的话锋一转，语气又变得坚定：“关于驻军权限和军事行动范围，我方仍有顾虑。我方同意中方驻军范围与租借领土范围一致，也同意中方驻军协助我方打击远东分裂武装、应对美日渗透，但跨境军事行动，必须提前十二小时向俄方远东军区报备，经批准后方可实施，且行动范围不得超出远东联邦管区。这是我方的底线，没有任何商讨的余地。”</w:t>
+      </w:r>
+    </w:p>
+    <w:p>
+      <w:pPr>
+        <w:spacing w:before="120" w:after="120" w:line="288" w:lineRule="auto"/>
+        <w:ind w:left="0"/>
+        <w:jc w:val="left"/>
+        <w:rPr>
+          <w:rFonts w:hint="default" w:asciiTheme="minorAscii" w:hAnsiTheme="minorAscii"/>
+          <w:sz w:val="21"/>
+          <w:szCs w:val="21"/>
+        </w:rPr>
+      </w:pPr>
+      <w:r>
+        <w:rPr>
+          <w:rFonts w:hint="default" w:eastAsia="等线" w:cs="Arial" w:asciiTheme="minorAscii" w:hAnsiTheme="minorAscii"/>
+          <w:sz w:val="21"/>
+          <w:szCs w:val="21"/>
+        </w:rPr>
+        <w:t>彼得罗夫立刻接话，语气里带着一丝最后的强硬：“李局长，十二小时的报备时间，已经是我方做出的最大妥协。提前二十四小时报备会错失战机，那提前十二小时，足以让我方做出协调，也能让贵方及时展开行动。中方驻军若在远东全域随意展开跨境行动，无需我方批准，这不仅会伤害俄罗斯民众的感情，更会让国际社会认为，俄罗斯已经失去了对远东的掌控，这对俄罗斯的国际形象，是致命的打击。”</w:t>
+      </w:r>
+    </w:p>
+    <w:p>
+      <w:pPr>
+        <w:spacing w:before="120" w:after="120" w:line="288" w:lineRule="auto"/>
+        <w:ind w:left="0"/>
+        <w:jc w:val="left"/>
+        <w:rPr>
+          <w:rFonts w:hint="default" w:asciiTheme="minorAscii" w:hAnsiTheme="minorAscii"/>
+          <w:sz w:val="21"/>
+          <w:szCs w:val="21"/>
+        </w:rPr>
+      </w:pPr>
+      <w:r>
+        <w:rPr>
+          <w:rFonts w:hint="default" w:eastAsia="等线" w:cs="Arial" w:asciiTheme="minorAscii" w:hAnsiTheme="minorAscii"/>
+          <w:sz w:val="21"/>
+          <w:szCs w:val="21"/>
+        </w:rPr>
+        <w:t>李伟抬眼看向彼得罗夫，眼神里带着一丝冷意，却也有一丝理解。他是军人，懂得主权与尊严对一个国家的重要性，可他更懂得，在战争与危机面前，效率才是决定胜负的关键。“彼得罗夫中将，十二小时的报备时间，依旧不够。”李伟的声音不高，却带着不容置疑的坚定，“美日的渗透小队，都是经过专业训练的精锐，他们的行动迅速，转瞬即逝，往往从越境到实施破坏，只有短短数小时。十二小时的报备时间，足以让他们完成任务，逃之夭夭。”</w:t>
+      </w:r>
+    </w:p>
+    <w:p>
+      <w:pPr>
+        <w:spacing w:before="120" w:after="120" w:line="288" w:lineRule="auto"/>
+        <w:ind w:left="0"/>
+        <w:jc w:val="left"/>
+        <w:rPr>
+          <w:rFonts w:hint="default" w:asciiTheme="minorAscii" w:hAnsiTheme="minorAscii"/>
+          <w:sz w:val="21"/>
+          <w:szCs w:val="21"/>
+        </w:rPr>
+      </w:pPr>
+      <w:r>
+        <w:rPr>
+          <w:rFonts w:hint="default" w:eastAsia="等线" w:cs="Arial" w:asciiTheme="minorAscii" w:hAnsiTheme="minorAscii"/>
+          <w:sz w:val="21"/>
+          <w:szCs w:val="21"/>
+        </w:rPr>
+        <w:t>李伟点开平板电脑，屏幕上出现了长风镇边境的监控画面，画面里，美日联合渗透小队的动作行云流水，从越境到靠近军用输油管道，只用了不到两个小时。“这是前几日长风镇边境的真实画面，美日的渗透小队，从江对岸越境，到抵达我方输油管道，只用了一小时四十分钟。若我方需要提前十二小时向贵方报备，等贵方批准，他们早已完成破坏，逃之夭夭。”</w:t>
+      </w:r>
+    </w:p>
+    <w:p>
+      <w:pPr>
+        <w:spacing w:before="120" w:after="120" w:line="288" w:lineRule="auto"/>
+        <w:ind w:left="0"/>
+        <w:jc w:val="left"/>
+        <w:rPr>
+          <w:rFonts w:hint="default" w:asciiTheme="minorAscii" w:hAnsiTheme="minorAscii"/>
+          <w:sz w:val="21"/>
+          <w:szCs w:val="21"/>
+        </w:rPr>
+      </w:pPr>
+      <w:r>
+        <w:rPr>
+          <w:rFonts w:hint="default" w:eastAsia="等线" w:cs="Arial" w:asciiTheme="minorAscii" w:hAnsiTheme="minorAscii"/>
+          <w:sz w:val="21"/>
+          <w:szCs w:val="21"/>
+        </w:rPr>
+        <w:t>他的指尖划过屏幕，又出现了美日F-57战机越境的画面，“美日的战机，从鄂霍次克海起飞，到侵入俄方领空，逼近我方边境，只用了三十分钟。在这种紧急情况下，每一分每一秒都至关重要，提前十二小时的报备，就是错失战机，就是让美日的阴谋得逞。”</w:t>
+      </w:r>
+    </w:p>
+    <w:p>
+      <w:pPr>
+        <w:spacing w:before="120" w:after="120" w:line="288" w:lineRule="auto"/>
+        <w:ind w:left="0"/>
+        <w:jc w:val="left"/>
+        <w:rPr>
+          <w:rFonts w:hint="default" w:asciiTheme="minorAscii" w:hAnsiTheme="minorAscii"/>
+          <w:sz w:val="21"/>
+          <w:szCs w:val="21"/>
+        </w:rPr>
+      </w:pPr>
+      <w:r>
+        <w:rPr>
+          <w:rFonts w:hint="default" w:eastAsia="等线" w:cs="Arial" w:asciiTheme="minorAscii" w:hAnsiTheme="minorAscii"/>
+          <w:sz w:val="21"/>
+          <w:szCs w:val="21"/>
+        </w:rPr>
+        <w:t>彼得罗夫的嘴唇抿成一条直线，想要反驳，却无言以对。李伟的话，句句属实，美日的行动速度，远超出他们的想象，十二小时的报备时间，确实不足以应对突发情况。可他身为俄罗斯远东军区副司令，若答应中方无需报备即可展开跨境军事行动，就是对俄罗斯主权的背叛，他无法做到。</w:t>
+      </w:r>
+    </w:p>
+    <w:p>
+      <w:pPr>
+        <w:spacing w:before="120" w:after="120" w:line="288" w:lineRule="auto"/>
+        <w:ind w:left="0"/>
+        <w:jc w:val="left"/>
+        <w:rPr>
+          <w:rFonts w:hint="default" w:asciiTheme="minorAscii" w:hAnsiTheme="minorAscii"/>
+          <w:sz w:val="21"/>
+          <w:szCs w:val="21"/>
+        </w:rPr>
+      </w:pPr>
+      <w:r>
+        <w:rPr>
+          <w:rFonts w:hint="default" w:eastAsia="等线" w:cs="Arial" w:asciiTheme="minorAscii" w:hAnsiTheme="minorAscii"/>
+          <w:sz w:val="21"/>
+          <w:szCs w:val="21"/>
+        </w:rPr>
+        <w:t>会场再次陷入沉默，只是这次的沉默里，少了针锋相对的强硬，多了一丝进退两难的纠结。中方代表团的成员们互相交换着眼神，心中清楚，俄方已经做出了巨大的让步，在领土范围上，完全满足了中方的要求，只是在驻军的军事行动权限上，依旧不肯松口。而陈敬之与李伟，也在心中考量，是否要做出适当的妥协，毕竟，谈判的目的，是达成协议，联手应对美日的威胁。</w:t>
+      </w:r>
+    </w:p>
+    <w:p>
+      <w:pPr>
+        <w:spacing w:before="120" w:after="120" w:line="288" w:lineRule="auto"/>
+        <w:ind w:left="0"/>
+        <w:jc w:val="left"/>
+        <w:rPr>
+          <w:rFonts w:hint="default" w:asciiTheme="minorAscii" w:hAnsiTheme="minorAscii"/>
+          <w:sz w:val="21"/>
+          <w:szCs w:val="21"/>
+        </w:rPr>
+      </w:pPr>
+      <w:r>
+        <w:rPr>
+          <w:rFonts w:hint="default" w:eastAsia="等线" w:cs="Arial" w:asciiTheme="minorAscii" w:hAnsiTheme="minorAscii"/>
+          <w:sz w:val="21"/>
+          <w:szCs w:val="21"/>
+        </w:rPr>
+        <w:t>格拉西莫夫的心里，也在进行着激烈的挣扎。他知道，十二小时的报备时间，确实不足以应对突发情况，可他若再让步，答应中方无需报备即可展开跨境军事行动，回国后，他将面临滔天的骂名，甚至可能被解职。俄罗斯的民众，不会理解他的无奈，只会认为他是卖国贼，是俄罗斯的罪人。他看着桌上的中俄两国国旗，心中五味杂陈，一边是国家的主权与尊严，一边是国家的生存与发展，他不知道，该如何选择。</w:t>
+      </w:r>
+    </w:p>
+    <w:p>
+      <w:pPr>
+        <w:spacing w:before="120" w:after="120" w:line="288" w:lineRule="auto"/>
+        <w:ind w:left="0"/>
+        <w:jc w:val="left"/>
+        <w:rPr>
+          <w:rFonts w:hint="default" w:asciiTheme="minorAscii" w:hAnsiTheme="minorAscii"/>
+          <w:sz w:val="21"/>
+          <w:szCs w:val="21"/>
+        </w:rPr>
+      </w:pPr>
+      <w:r>
+        <w:rPr>
+          <w:rFonts w:hint="default" w:eastAsia="等线" w:cs="Arial" w:asciiTheme="minorAscii" w:hAnsiTheme="minorAscii"/>
+          <w:sz w:val="21"/>
+          <w:szCs w:val="21"/>
+        </w:rPr>
+        <w:t>陈敬之看着格拉西莫夫的神情，心中清楚，俄方已经到了让步的极限。他轻轻叹了口气，语气缓和了几分：“格拉西莫夫部长，彼得罗夫中将，我方理解贵方的顾虑，主权与尊严，对任何一个国家来说，都至关重要。我方可以做出妥协：中方驻军的跨境军事行动，若遇紧急情况，可先行动，后报备，行动后一小时内，向俄方远东军区通报即可。且行动范围，仅限远东联邦管区，绝不超出。这是我方的最大妥协。”</w:t>
+      </w:r>
+    </w:p>
+    <w:p>
+      <w:pPr>
+        <w:spacing w:before="120" w:after="120" w:line="288" w:lineRule="auto"/>
+        <w:ind w:left="0"/>
+        <w:jc w:val="left"/>
+        <w:rPr>
+          <w:rFonts w:hint="default" w:asciiTheme="minorAscii" w:hAnsiTheme="minorAscii"/>
+          <w:sz w:val="21"/>
+          <w:szCs w:val="21"/>
+        </w:rPr>
+      </w:pPr>
+      <w:r>
+        <w:rPr>
+          <w:rFonts w:hint="default" w:eastAsia="等线" w:cs="Arial" w:asciiTheme="minorAscii" w:hAnsiTheme="minorAscii"/>
+          <w:sz w:val="21"/>
+          <w:szCs w:val="21"/>
+        </w:rPr>
+        <w:t>这是中方第一次做出妥协，会场里的气氛，有了一丝松动。格拉西莫夫的眼中闪过一丝犹豫，陈敬之的这个提议，既解决了行动效率的问题，也给了俄罗斯一丝颜面，先行动后报备，一小时的通报时间，足以让俄方做出协调，也能让国际社会看到，俄罗斯依旧掌控着远东的主权。</w:t>
+      </w:r>
+    </w:p>
+    <w:p>
+      <w:pPr>
+        <w:spacing w:before="120" w:after="120" w:line="288" w:lineRule="auto"/>
+        <w:ind w:left="0"/>
+        <w:jc w:val="left"/>
+        <w:rPr>
+          <w:rFonts w:hint="default" w:asciiTheme="minorAscii" w:hAnsiTheme="minorAscii"/>
+          <w:sz w:val="21"/>
+          <w:szCs w:val="21"/>
+        </w:rPr>
+      </w:pPr>
+      <w:r>
+        <w:rPr>
+          <w:rFonts w:hint="default" w:eastAsia="等线" w:cs="Arial" w:asciiTheme="minorAscii" w:hAnsiTheme="minorAscii"/>
+          <w:sz w:val="21"/>
+          <w:szCs w:val="21"/>
+        </w:rPr>
+        <w:t>彼得罗夫也愣了一下，显然没想到中方会做出这样的妥协。他看向格拉西莫夫，眼中带着一丝询问，心中的强硬，早已烟消云散，只剩下一丝犹豫。他知道，这是最好的结果，也是最符合俄罗斯利益的结果。</w:t>
+      </w:r>
+    </w:p>
+    <w:p>
+      <w:pPr>
+        <w:spacing w:before="120" w:after="120" w:line="288" w:lineRule="auto"/>
+        <w:ind w:left="0"/>
+        <w:jc w:val="left"/>
+        <w:rPr>
+          <w:rFonts w:hint="default" w:asciiTheme="minorAscii" w:hAnsiTheme="minorAscii"/>
+          <w:sz w:val="21"/>
+          <w:szCs w:val="21"/>
+        </w:rPr>
+      </w:pPr>
+      <w:r>
+        <w:rPr>
+          <w:rFonts w:hint="default" w:eastAsia="等线" w:cs="Arial" w:asciiTheme="minorAscii" w:hAnsiTheme="minorAscii"/>
+          <w:sz w:val="21"/>
+          <w:szCs w:val="21"/>
+        </w:rPr>
+        <w:t>可格拉西莫夫却摇了摇头，眼底满是无奈：“陈部长，对不起，我方不能答应。”他的声音沙哑，带着一丝疲惫，“先行动后报备，看似是小事，可在俄罗斯民众看来，这就是中方驻军可以在远东随意行动，俄方无法约束。如今俄罗斯国内的民族主义情绪高涨，若我方答应了这个条件，国内的反对声会让政府垮台，到那时，不仅租借协议无法签署，远东的局势，会更加混乱。”</w:t>
+      </w:r>
+    </w:p>
+    <w:p>
+      <w:pPr>
+        <w:spacing w:before="120" w:after="120" w:line="288" w:lineRule="auto"/>
+        <w:ind w:left="0"/>
+        <w:jc w:val="left"/>
+        <w:rPr>
+          <w:rFonts w:hint="default" w:asciiTheme="minorAscii" w:hAnsiTheme="minorAscii"/>
+          <w:sz w:val="21"/>
+          <w:szCs w:val="21"/>
+        </w:rPr>
+      </w:pPr>
+      <w:r>
+        <w:rPr>
+          <w:rFonts w:hint="default" w:eastAsia="等线" w:cs="Arial" w:asciiTheme="minorAscii" w:hAnsiTheme="minorAscii"/>
+          <w:sz w:val="21"/>
+          <w:szCs w:val="21"/>
+        </w:rPr>
+        <w:t>他的话，像一盆冷水，浇灭了会场里的一丝希望。陈敬之的眉头微微皱起，李伟的眼神也沉了下来，他们知道，格拉西莫夫的话，并非虚言。俄罗斯的国内局势，远比他们想象的复杂，民族主义的情绪，像一颗定时炸弹，随时可能爆炸。</w:t>
+      </w:r>
+    </w:p>
+    <w:p>
+      <w:pPr>
+        <w:spacing w:before="120" w:after="120" w:line="288" w:lineRule="auto"/>
+        <w:ind w:left="0"/>
+        <w:jc w:val="left"/>
+        <w:rPr>
+          <w:rFonts w:hint="default" w:asciiTheme="minorAscii" w:hAnsiTheme="minorAscii"/>
+          <w:sz w:val="21"/>
+          <w:szCs w:val="21"/>
+        </w:rPr>
+      </w:pPr>
+      <w:r>
+        <w:rPr>
+          <w:rFonts w:hint="default" w:eastAsia="等线" w:cs="Arial" w:asciiTheme="minorAscii" w:hAnsiTheme="minorAscii"/>
+          <w:sz w:val="21"/>
+          <w:szCs w:val="21"/>
+        </w:rPr>
+        <w:t>谈判，再次陷入了僵局。</w:t>
+      </w:r>
+    </w:p>
+    <w:p>
+      <w:pPr>
+        <w:spacing w:before="120" w:after="120" w:line="288" w:lineRule="auto"/>
+        <w:ind w:left="0"/>
+        <w:jc w:val="left"/>
+        <w:rPr>
+          <w:rFonts w:hint="default" w:asciiTheme="minorAscii" w:hAnsiTheme="minorAscii"/>
+          <w:sz w:val="21"/>
+          <w:szCs w:val="21"/>
+        </w:rPr>
+      </w:pPr>
+      <w:r>
+        <w:rPr>
+          <w:rFonts w:hint="default" w:eastAsia="等线" w:cs="Arial" w:asciiTheme="minorAscii" w:hAnsiTheme="minorAscii"/>
+          <w:sz w:val="21"/>
+          <w:szCs w:val="21"/>
+        </w:rPr>
+        <w:t>这一次，没有人再开口，只有漫天的飞雪，在窗外肆意飞舞，像极了远东的局势，混乱而迷茫。中方代表团的成员们，脸上带着一丝凝重，他们知道，中方已经做出了最大的妥协，俄方却依旧因为国内的局势，不肯松口。而俄方代表团的成员们，脸上满是无奈，他们知道，中方的提议是最好的选择，可他们却因为主权与国内的压力，无法答应。</w:t>
+      </w:r>
+    </w:p>
+    <w:p>
+      <w:pPr>
+        <w:spacing w:before="120" w:after="120" w:line="288" w:lineRule="auto"/>
+        <w:ind w:left="0"/>
+        <w:jc w:val="left"/>
+        <w:rPr>
+          <w:rFonts w:hint="default" w:asciiTheme="minorAscii" w:hAnsiTheme="minorAscii"/>
+          <w:sz w:val="21"/>
+          <w:szCs w:val="21"/>
+        </w:rPr>
+      </w:pPr>
+      <w:r>
+        <w:rPr>
+          <w:rFonts w:hint="default" w:eastAsia="等线" w:cs="Arial" w:asciiTheme="minorAscii" w:hAnsiTheme="minorAscii"/>
+          <w:sz w:val="21"/>
+          <w:szCs w:val="21"/>
+        </w:rPr>
+        <w:t>不知过了多久，陈敬之缓缓站起身，整理了一下身上的西装，语气平静却坚定：“格拉西莫夫部长，彼得罗夫中将，我方的提议，依旧有效。贵方需要时间考虑，我方也理解。今天的谈判，就到这里。”</w:t>
+      </w:r>
+    </w:p>
+    <w:p>
+      <w:pPr>
+        <w:spacing w:before="120" w:after="120" w:line="288" w:lineRule="auto"/>
+        <w:ind w:left="0"/>
+        <w:jc w:val="left"/>
+        <w:rPr>
+          <w:rFonts w:hint="default" w:asciiTheme="minorAscii" w:hAnsiTheme="minorAscii"/>
+          <w:sz w:val="21"/>
+          <w:szCs w:val="21"/>
+        </w:rPr>
+      </w:pPr>
+      <w:r>
+        <w:rPr>
+          <w:rFonts w:hint="default" w:eastAsia="等线" w:cs="Arial" w:asciiTheme="minorAscii" w:hAnsiTheme="minorAscii"/>
+          <w:sz w:val="21"/>
+          <w:szCs w:val="21"/>
+        </w:rPr>
+        <w:t>格拉西莫夫也缓缓站起身，眼底满是疲惫与歉意：“陈部长，对不起，让你们失望了。我方会再次向莫斯科汇报，争取做出最好的选择。”</w:t>
+      </w:r>
+    </w:p>
+    <w:p>
+      <w:pPr>
+        <w:spacing w:before="120" w:after="120" w:line="288" w:lineRule="auto"/>
+        <w:ind w:left="0"/>
+        <w:jc w:val="left"/>
+        <w:rPr>
+          <w:rFonts w:hint="default" w:asciiTheme="minorAscii" w:hAnsiTheme="minorAscii"/>
+          <w:sz w:val="21"/>
+          <w:szCs w:val="21"/>
+        </w:rPr>
+      </w:pPr>
+      <w:r>
+        <w:rPr>
+          <w:rFonts w:hint="default" w:eastAsia="等线" w:cs="Arial" w:asciiTheme="minorAscii" w:hAnsiTheme="minorAscii"/>
+          <w:sz w:val="21"/>
+          <w:szCs w:val="21"/>
+        </w:rPr>
+        <w:t>没有多余的寒暄，没有多余的交流，双方代表团成员纷纷起身，整理好桌上的文件，各自离开了谈判会场。走出国际会议中心的大门，寒风卷着雪粒瞬间扑面而来，打在脸上生疼。</w:t>
+      </w:r>
+    </w:p>
+    <w:p>
+      <w:pPr>
+        <w:spacing w:before="120" w:after="120" w:line="288" w:lineRule="auto"/>
+        <w:ind w:left="0"/>
+        <w:jc w:val="left"/>
+        <w:rPr>
+          <w:rFonts w:hint="default" w:asciiTheme="minorAscii" w:hAnsiTheme="minorAscii"/>
+          <w:sz w:val="21"/>
+          <w:szCs w:val="21"/>
+        </w:rPr>
+      </w:pPr>
+      <w:r>
+        <w:rPr>
+          <w:rFonts w:hint="default" w:eastAsia="等线" w:cs="Arial" w:asciiTheme="minorAscii" w:hAnsiTheme="minorAscii"/>
+          <w:sz w:val="21"/>
+          <w:szCs w:val="21"/>
+        </w:rPr>
+        <w:t>陈敬之和李伟并肩走在前面，身后跟着中方代表团的成员。哈尔滨的夜空，漆黑一片，只有城市的灯光在雪雾里闪烁，像长风镇边境线上的灯火。</w:t>
+      </w:r>
+    </w:p>
+    <w:p>
+      <w:pPr>
+        <w:spacing w:before="120" w:after="120" w:line="288" w:lineRule="auto"/>
+        <w:ind w:left="0"/>
+        <w:jc w:val="left"/>
+        <w:rPr>
+          <w:rFonts w:hint="default" w:asciiTheme="minorAscii" w:hAnsiTheme="minorAscii"/>
+          <w:sz w:val="21"/>
+          <w:szCs w:val="21"/>
+        </w:rPr>
+      </w:pPr>
+      <w:r>
+        <w:rPr>
+          <w:rFonts w:hint="default" w:eastAsia="等线" w:cs="Arial" w:asciiTheme="minorAscii" w:hAnsiTheme="minorAscii"/>
+          <w:sz w:val="21"/>
+          <w:szCs w:val="21"/>
+        </w:rPr>
+        <w:t>“陈部长，俄方还是不肯松口，看来，这场谈判，还要持续很久。”李伟的声音被寒风吹散了几分，带着一丝无奈。</w:t>
+      </w:r>
+    </w:p>
+    <w:p>
+      <w:pPr>
+        <w:spacing w:before="120" w:after="120" w:line="288" w:lineRule="auto"/>
+        <w:ind w:left="0"/>
+        <w:jc w:val="left"/>
+        <w:rPr>
+          <w:rFonts w:hint="default" w:asciiTheme="minorAscii" w:hAnsiTheme="minorAscii"/>
+          <w:sz w:val="21"/>
+          <w:szCs w:val="21"/>
+        </w:rPr>
+      </w:pPr>
+      <w:r>
+        <w:rPr>
+          <w:rFonts w:hint="default" w:eastAsia="等线" w:cs="Arial" w:asciiTheme="minorAscii" w:hAnsiTheme="minorAscii"/>
+          <w:sz w:val="21"/>
+          <w:szCs w:val="21"/>
+        </w:rPr>
+        <w:t>陈敬之抬头望向夜空，雪花落在他的脸上，瞬间融化，他的眼神却依旧坚定：“俄方的顾虑，我们理解，国内的压力，主权的执念，都让他们无法轻易做出选择。但远东的局势，容不得他们犹豫太久。美日不会给我们太多时间，他们还会在边境搞事，还会试图搅黄谈判。”</w:t>
+      </w:r>
+    </w:p>
+    <w:p>
+      <w:pPr>
+        <w:spacing w:before="120" w:after="120" w:line="288" w:lineRule="auto"/>
+        <w:ind w:left="0"/>
+        <w:jc w:val="left"/>
+        <w:rPr>
+          <w:rFonts w:hint="default" w:asciiTheme="minorAscii" w:hAnsiTheme="minorAscii"/>
+          <w:sz w:val="21"/>
+          <w:szCs w:val="21"/>
+        </w:rPr>
+      </w:pPr>
+      <w:r>
+        <w:rPr>
+          <w:rFonts w:hint="default" w:eastAsia="等线" w:cs="Arial" w:asciiTheme="minorAscii" w:hAnsiTheme="minorAscii"/>
+          <w:sz w:val="21"/>
+          <w:szCs w:val="21"/>
+        </w:rPr>
+        <w:t>他转头看向李伟，语气沉重：“通知长风镇的边防军，一级战备状态继续，加派兵力，严阵以待。同时，密切关注欧洲和中东的局势，一旦有任何变化，立刻向我汇报。我们能做的，就是守好边境，等待俄方做出正确的选择。”</w:t>
+      </w:r>
+    </w:p>
+    <w:p>
+      <w:pPr>
+        <w:spacing w:before="120" w:after="120" w:line="288" w:lineRule="auto"/>
+        <w:ind w:left="0"/>
+        <w:jc w:val="left"/>
+        <w:rPr>
+          <w:rFonts w:hint="default" w:asciiTheme="minorAscii" w:hAnsiTheme="minorAscii"/>
+          <w:sz w:val="21"/>
+          <w:szCs w:val="21"/>
+        </w:rPr>
+      </w:pPr>
+      <w:r>
+        <w:rPr>
+          <w:rFonts w:hint="default" w:eastAsia="等线" w:cs="Arial" w:asciiTheme="minorAscii" w:hAnsiTheme="minorAscii"/>
+          <w:sz w:val="21"/>
+          <w:szCs w:val="21"/>
+        </w:rPr>
+        <w:t>“是。”李伟沉声应道，抬手拿出手机，拨通了长风镇连部的电话，他知道，此刻的长风镇边境，林野和那些边防军人，依旧趴在雪地里，守着那条边境线，守着这片土地的希望。</w:t>
+      </w:r>
+    </w:p>
+    <w:p>
+      <w:pPr>
+        <w:spacing w:before="120" w:after="120" w:line="288" w:lineRule="auto"/>
+        <w:ind w:left="0"/>
+        <w:jc w:val="left"/>
+        <w:rPr>
+          <w:rFonts w:hint="default" w:asciiTheme="minorAscii" w:hAnsiTheme="minorAscii"/>
+          <w:sz w:val="21"/>
+          <w:szCs w:val="21"/>
+        </w:rPr>
+      </w:pPr>
+      <w:r>
+        <w:rPr>
+          <w:rFonts w:hint="default" w:eastAsia="等线" w:cs="Arial" w:asciiTheme="minorAscii" w:hAnsiTheme="minorAscii"/>
+          <w:sz w:val="21"/>
+          <w:szCs w:val="21"/>
+        </w:rPr>
+        <w:t>而俄方代表团的车队，行驶在哈尔滨的街道上，车厢里一片死寂。格拉西莫夫靠在座椅上，闭着眼睛，脑海里反复回荡着陈敬之的话，回荡着欧洲的僵持，中东的乱局，远东的空窗。他知道，俄方已经没有了退路，若再不做出选择，远东迟早会落入美日之手。</w:t>
+      </w:r>
+    </w:p>
+    <w:p>
+      <w:pPr>
+        <w:spacing w:before="120" w:after="120" w:line="288" w:lineRule="auto"/>
+        <w:ind w:left="0"/>
+        <w:jc w:val="left"/>
+        <w:rPr>
+          <w:rFonts w:hint="default" w:asciiTheme="minorAscii" w:hAnsiTheme="minorAscii"/>
+          <w:sz w:val="21"/>
+          <w:szCs w:val="21"/>
+        </w:rPr>
+      </w:pPr>
+      <w:r>
+        <w:rPr>
+          <w:rFonts w:hint="default" w:eastAsia="等线" w:cs="Arial" w:asciiTheme="minorAscii" w:hAnsiTheme="minorAscii"/>
+          <w:sz w:val="21"/>
+          <w:szCs w:val="21"/>
+        </w:rPr>
+        <w:t>彼得罗夫坐在一旁，看着窗外的飞雪，心中的不甘与无奈，渐渐被一丝清醒取代。他知道，中方的提议，是唯一的出路，也是守护俄罗斯远东的唯一办法。他转头看向格拉西莫夫，轻声道：“部长，向莫斯科汇报吧，就说，远东的局势，已经到了生死关头，若再不答应中方的提议，我们将失去整个远东。”</w:t>
+      </w:r>
+    </w:p>
+    <w:p>
+      <w:pPr>
+        <w:spacing w:before="120" w:after="120" w:line="288" w:lineRule="auto"/>
+        <w:ind w:left="0"/>
+        <w:jc w:val="left"/>
+        <w:rPr>
+          <w:rFonts w:hint="default" w:asciiTheme="minorAscii" w:hAnsiTheme="minorAscii"/>
+          <w:sz w:val="21"/>
+          <w:szCs w:val="21"/>
+        </w:rPr>
+      </w:pPr>
+      <w:r>
+        <w:rPr>
+          <w:rFonts w:hint="default" w:eastAsia="等线" w:cs="Arial" w:asciiTheme="minorAscii" w:hAnsiTheme="minorAscii"/>
+          <w:sz w:val="21"/>
+          <w:szCs w:val="21"/>
+        </w:rPr>
+        <w:t>格拉西莫夫缓缓睁开眼睛，眼底满是疲惫，却也有一丝决绝。他点了点头，声音沙哑：“好，汇报。”</w:t>
+      </w:r>
+    </w:p>
+    <w:p>
+      <w:pPr>
+        <w:spacing w:before="120" w:after="120" w:line="288" w:lineRule="auto"/>
+        <w:ind w:left="0"/>
+        <w:jc w:val="left"/>
+        <w:rPr>
+          <w:rFonts w:hint="default" w:asciiTheme="minorAscii" w:hAnsiTheme="minorAscii"/>
+          <w:sz w:val="21"/>
+          <w:szCs w:val="21"/>
+        </w:rPr>
+      </w:pPr>
+      <w:r>
+        <w:rPr>
+          <w:rFonts w:hint="default" w:eastAsia="等线" w:cs="Arial" w:asciiTheme="minorAscii" w:hAnsiTheme="minorAscii"/>
+          <w:sz w:val="21"/>
+          <w:szCs w:val="21"/>
+        </w:rPr>
+        <w:t>车队穿过哈尔滨的夜色，朝着酒店驶去，雪越下越大，落在车窗上，瞬间凝成薄冰，像一层无形的枷锁，锁住了俄罗斯远东的未来，也锁住了这场关乎百万平方公里土地的谈判。</w:t>
+      </w:r>
+    </w:p>
+    <w:p>
+      <w:pPr>
+        <w:spacing w:before="120" w:after="120" w:line="288" w:lineRule="auto"/>
+        <w:ind w:left="0"/>
+        <w:jc w:val="left"/>
+        <w:rPr>
+          <w:rFonts w:hint="default" w:asciiTheme="minorAscii" w:hAnsiTheme="minorAscii"/>
+          <w:sz w:val="21"/>
+          <w:szCs w:val="21"/>
+        </w:rPr>
+      </w:pPr>
+      <w:r>
+        <w:rPr>
+          <w:rFonts w:hint="default" w:eastAsia="等线" w:cs="Arial" w:asciiTheme="minorAscii" w:hAnsiTheme="minorAscii"/>
+          <w:sz w:val="21"/>
+          <w:szCs w:val="21"/>
+        </w:rPr>
+        <w:t>千里之外的长风镇边境线，夜色正浓，乌苏里江的冰原被漫天飞雪覆盖，一片苍茫。林野依旧趴在鹰嘴崖的制高点上，狙击枪的枪管裹着白色伪装布，冰冷的触感透过迷彩服传进掌心。他的狙击镜十字准星，依旧锁定着界江的主航道中心线，眼神像鹰隼一般锐利，透过漫天飞雪，望向江对岸的老爷岭。</w:t>
+      </w:r>
+    </w:p>
+    <w:p>
+      <w:pPr>
+        <w:spacing w:before="120" w:after="120" w:line="288" w:lineRule="auto"/>
+        <w:ind w:left="0"/>
+        <w:jc w:val="left"/>
+        <w:rPr>
+          <w:rFonts w:hint="default" w:asciiTheme="minorAscii" w:hAnsiTheme="minorAscii"/>
+          <w:sz w:val="21"/>
+          <w:szCs w:val="21"/>
+        </w:rPr>
+      </w:pPr>
+      <w:r>
+        <w:rPr>
+          <w:rFonts w:hint="default" w:eastAsia="等线" w:cs="Arial" w:asciiTheme="minorAscii" w:hAnsiTheme="minorAscii"/>
+          <w:sz w:val="21"/>
+          <w:szCs w:val="21"/>
+        </w:rPr>
+        <w:t>战术耳机里，传来了连部的指令：一级战备状态继续，加派兵力，严阵以待。</w:t>
+      </w:r>
+    </w:p>
+    <w:p>
+      <w:pPr>
+        <w:spacing w:before="120" w:after="120" w:line="288" w:lineRule="auto"/>
+        <w:ind w:left="0"/>
+        <w:jc w:val="left"/>
+        <w:rPr>
+          <w:rFonts w:hint="default" w:asciiTheme="minorAscii" w:hAnsiTheme="minorAscii"/>
+          <w:sz w:val="21"/>
+          <w:szCs w:val="21"/>
+        </w:rPr>
+      </w:pPr>
+      <w:r>
+        <w:rPr>
+          <w:rFonts w:hint="default" w:eastAsia="等线" w:cs="Arial" w:asciiTheme="minorAscii" w:hAnsiTheme="minorAscii"/>
+          <w:sz w:val="21"/>
+          <w:szCs w:val="21"/>
+        </w:rPr>
+        <w:t>林野的手指轻轻搭在扳机护圈上，指节泛白。他不知道哈尔滨谈判的具体情况，却知道，边境的局势，会越来越紧张，美日的渗透，会越来越频繁。他握紧了手中的狙击枪，靴筒里的日本军刺，在雪光的映照下，闪着冷冽的光。</w:t>
+      </w:r>
+    </w:p>
+    <w:p>
+      <w:pPr>
+        <w:spacing w:before="120" w:after="120" w:line="288" w:lineRule="auto"/>
+        <w:ind w:left="0"/>
+        <w:jc w:val="left"/>
+        <w:rPr>
+          <w:rFonts w:hint="default" w:asciiTheme="minorAscii" w:hAnsiTheme="minorAscii"/>
+          <w:sz w:val="21"/>
+          <w:szCs w:val="21"/>
+        </w:rPr>
+      </w:pPr>
+      <w:r>
+        <w:rPr>
+          <w:rFonts w:hint="default" w:eastAsia="等线" w:cs="Arial" w:asciiTheme="minorAscii" w:hAnsiTheme="minorAscii"/>
+          <w:sz w:val="21"/>
+          <w:szCs w:val="21"/>
+        </w:rPr>
+        <w:t>江风依旧凛冽，雪依旧在下，落在界江的冰面上，落在边境的雪地里，落在林野的迷彩服上，渐渐覆盖了一切痕迹。可那柄出鞘的刀锋，却从未被掩盖；那股潜藏在心底的，收复失地的渴望，却从未熄灭。</w:t>
+      </w:r>
+    </w:p>
+    <w:p>
+      <w:pPr>
+        <w:spacing w:before="120" w:after="120" w:line="288" w:lineRule="auto"/>
+        <w:ind w:left="0"/>
+        <w:jc w:val="left"/>
+        <w:rPr>
+          <w:rFonts w:hint="default" w:asciiTheme="minorAscii" w:hAnsiTheme="minorAscii"/>
+          <w:sz w:val="21"/>
+          <w:szCs w:val="21"/>
+        </w:rPr>
+      </w:pPr>
+      <w:r>
+        <w:rPr>
+          <w:rFonts w:hint="default" w:eastAsia="等线" w:cs="Arial" w:asciiTheme="minorAscii" w:hAnsiTheme="minorAscii"/>
+          <w:sz w:val="21"/>
+          <w:szCs w:val="21"/>
+        </w:rPr>
+        <w:t>哈尔滨的谈判再次搁置，中俄双方的分歧，依旧卡在驻军的军事行动权限上。可远东的风暴，却从未停歇，美日的黑手，还在不断伸向这条边境线，他们的侦察机，依旧在远东的上空盘旋，他们的渗透小队，依旧在暗中酝酿着新的阴谋。</w:t>
+      </w:r>
+    </w:p>
+    <w:p>
+      <w:pPr>
+        <w:spacing w:before="120" w:after="120" w:line="288" w:lineRule="auto"/>
+        <w:ind w:left="0"/>
+        <w:jc w:val="left"/>
+        <w:rPr>
+          <w:rFonts w:hint="default" w:asciiTheme="minorAscii" w:hAnsiTheme="minorAscii"/>
+          <w:sz w:val="21"/>
+          <w:szCs w:val="21"/>
+        </w:rPr>
+      </w:pPr>
+      <w:r>
+        <w:rPr>
+          <w:rFonts w:hint="default" w:eastAsia="等线" w:cs="Arial" w:asciiTheme="minorAscii" w:hAnsiTheme="minorAscii"/>
+          <w:sz w:val="21"/>
+          <w:szCs w:val="21"/>
+        </w:rPr>
+        <w:t>而欧洲的僵持，还在继续，北约与俄罗斯的摩擦，从未停止；中东的乱局，还在发酵，穆斯林与犹太教的圣战，依旧如火如荼。全球的格局，像一张巨大的棋盘，每一步棋，都牵一发而动全身。</w:t>
+      </w:r>
+    </w:p>
+    <w:p>
+      <w:pPr>
+        <w:spacing w:before="120" w:after="120" w:line="288" w:lineRule="auto"/>
+        <w:ind w:left="0"/>
+        <w:jc w:val="left"/>
+        <w:rPr>
+          <w:rFonts w:hint="default" w:asciiTheme="minorAscii" w:hAnsiTheme="minorAscii"/>
+          <w:sz w:val="21"/>
+          <w:szCs w:val="21"/>
+        </w:rPr>
+      </w:pPr>
+      <w:r>
+        <w:rPr>
+          <w:rFonts w:hint="default" w:eastAsia="等线" w:cs="Arial" w:asciiTheme="minorAscii" w:hAnsiTheme="minorAscii"/>
+          <w:sz w:val="21"/>
+          <w:szCs w:val="21"/>
+        </w:rPr>
+        <w:t>长风镇的边关，刀锋依旧亮着，林野和无数的边防军人，依旧守在这片冰原上，守着那条边境线，守着心中的希望。</w:t>
+      </w:r>
+    </w:p>
+    <w:p>
+      <w:pPr>
+        <w:spacing w:before="120" w:after="120" w:line="288" w:lineRule="auto"/>
+        <w:ind w:left="0"/>
+        <w:jc w:val="left"/>
+        <w:rPr>
+          <w:rFonts w:hint="default" w:asciiTheme="minorAscii" w:hAnsiTheme="minorAscii"/>
+          <w:sz w:val="21"/>
+          <w:szCs w:val="21"/>
+        </w:rPr>
+      </w:pPr>
+      <w:r>
+        <w:rPr>
+          <w:rFonts w:hint="default" w:eastAsia="等线" w:cs="Arial" w:asciiTheme="minorAscii" w:hAnsiTheme="minorAscii"/>
+          <w:sz w:val="21"/>
+          <w:szCs w:val="21"/>
+        </w:rPr>
+        <w:t>他们在等，等哈尔滨谈判的好消息，等失地回归的那一天。</w:t>
+      </w:r>
+    </w:p>
+    <w:p>
+      <w:pPr>
+        <w:spacing w:before="120" w:after="120" w:line="288" w:lineRule="auto"/>
+        <w:ind w:left="0"/>
+        <w:jc w:val="left"/>
+        <w:rPr>
+          <w:rFonts w:hint="default" w:asciiTheme="minorAscii" w:hAnsiTheme="minorAscii"/>
+          <w:sz w:val="21"/>
+          <w:szCs w:val="21"/>
+        </w:rPr>
+      </w:pPr>
+      <w:r>
+        <w:rPr>
+          <w:rFonts w:hint="default" w:eastAsia="等线" w:cs="Arial" w:asciiTheme="minorAscii" w:hAnsiTheme="minorAscii"/>
+          <w:sz w:val="21"/>
+          <w:szCs w:val="21"/>
+        </w:rPr>
+        <w:t>可没有人知道，这份等待，会持续多久；没有人知道，美日的下一次阴谋，会以何种方式降临；更没有人知道，俄罗斯的莫斯科，会做出怎样的选择。</w:t>
+      </w:r>
+    </w:p>
+    <w:p>
+      <w:pPr>
+        <w:spacing w:before="120" w:after="120" w:line="288" w:lineRule="auto"/>
+        <w:ind w:left="0"/>
+        <w:jc w:val="left"/>
+        <w:rPr>
+          <w:rFonts w:hint="default" w:asciiTheme="minorAscii" w:hAnsiTheme="minorAscii"/>
+          <w:sz w:val="21"/>
+          <w:szCs w:val="21"/>
+        </w:rPr>
+      </w:pPr>
+      <w:r>
+        <w:rPr>
+          <w:rFonts w:hint="default" w:eastAsia="等线" w:cs="Arial" w:asciiTheme="minorAscii" w:hAnsiTheme="minorAscii"/>
+          <w:sz w:val="21"/>
+          <w:szCs w:val="21"/>
+        </w:rPr>
+        <w:t>远东的棋局，依旧迷雾重重，胜负未分。</w:t>
+      </w:r>
+    </w:p>
+    <w:p>
+      <w:pPr>
+        <w:spacing w:before="120" w:after="120" w:line="288" w:lineRule="auto"/>
+        <w:ind w:left="0"/>
+        <w:jc w:val="left"/>
+        <w:rPr>
+          <w:rFonts w:hint="default" w:asciiTheme="minorAscii" w:hAnsiTheme="minorAscii"/>
+          <w:sz w:val="21"/>
+          <w:szCs w:val="21"/>
+        </w:rPr>
+      </w:pPr>
+      <w:r>
+        <w:rPr>
+          <w:rFonts w:hint="default" w:eastAsia="等线" w:cs="Arial" w:asciiTheme="minorAscii" w:hAnsiTheme="minorAscii"/>
+          <w:sz w:val="21"/>
+          <w:szCs w:val="21"/>
+        </w:rPr>
+        <w:t>而长风镇的边关，依旧寒风凛冽，刀锋相向，等待着下一场战斗，等待着那阵属于中国的长风，吹过远东的土地，吹醒那片沉睡了三百年的故土。</w:t>
       </w:r>
       <w:bookmarkStart w:id="0" w:name="_GoBack"/>
       <w:bookmarkEnd w:id="0"/>
-      <w:r>
-        <w:rPr>
-          <w:rFonts w:hint="default" w:eastAsia="等线" w:cs="Arial" w:asciiTheme="minorAscii" w:hAnsiTheme="minorAscii"/>
-          <w:sz w:val="21"/>
-          <w:szCs w:val="21"/>
-          <w:lang w:val="en-US" w:eastAsia="zh-CN"/>
-        </w:rPr>
-        <w:t>地。”</w:t>
-      </w:r>
-    </w:p>
-    <w:p>
-      <w:pPr>
-        <w:spacing w:before="120" w:after="120" w:line="288" w:lineRule="auto"/>
-        <w:ind w:left="0"/>
-        <w:jc w:val="left"/>
-        <w:rPr>
-          <w:rFonts w:hint="default" w:asciiTheme="minorAscii" w:hAnsiTheme="minorAscii"/>
-          <w:sz w:val="21"/>
-          <w:szCs w:val="21"/>
-        </w:rPr>
-      </w:pPr>
-      <w:r>
-        <w:rPr>
-          <w:rFonts w:hint="default" w:eastAsia="等线" w:cs="Arial" w:asciiTheme="minorAscii" w:hAnsiTheme="minorAscii"/>
-          <w:sz w:val="21"/>
-          <w:szCs w:val="21"/>
-        </w:rPr>
-        <w:t>彼得罗夫立刻接话，语气里带着一丝最后的强硬：“李局长，十二小时的报备时间，已经是我方做出的最大妥协。提前二十四小时报备会错失战机，那提前十二小时，足以让我方做出协调，也能让贵方及时展开行动。中方驻军若在远东全域随意展开跨境行动，无需我方批准，这不仅会伤害俄罗斯民众的感情，更会让国际社会认为，俄罗斯已经失去了对远东的掌控，这对俄罗斯的国际形象，是致命的打击。”</w:t>
-      </w:r>
-    </w:p>
-    <w:p>
-      <w:pPr>
-        <w:spacing w:before="120" w:after="120" w:line="288" w:lineRule="auto"/>
-        <w:ind w:left="0"/>
-        <w:jc w:val="left"/>
-        <w:rPr>
-          <w:rFonts w:hint="default" w:asciiTheme="minorAscii" w:hAnsiTheme="minorAscii"/>
-          <w:sz w:val="21"/>
-          <w:szCs w:val="21"/>
-        </w:rPr>
-      </w:pPr>
-      <w:r>
-        <w:rPr>
-          <w:rFonts w:hint="default" w:eastAsia="等线" w:cs="Arial" w:asciiTheme="minorAscii" w:hAnsiTheme="minorAscii"/>
-          <w:sz w:val="21"/>
-          <w:szCs w:val="21"/>
-        </w:rPr>
-        <w:t>李伟抬眼看向彼得罗夫，眼神里带着一丝冷意，却也有一丝理解。他是军人，懂得主权与尊严对一个国家的重要性，可他更懂得，在战争与危机面前，效率才是决定胜负的关键。“彼得罗夫中将，十二小时的报备时间，依旧不够。”李伟的声音不高，却带着不容置疑的坚定，“美日的渗透小队，都是经过专业训练的精锐，他们的行动迅速，转瞬即逝，往往从越境到实施破坏，只有短短数小时。十二小时的报备时间，足以让他们完成任务，逃之夭夭。”</w:t>
-      </w:r>
-    </w:p>
-    <w:p>
-      <w:pPr>
-        <w:spacing w:before="120" w:after="120" w:line="288" w:lineRule="auto"/>
-        <w:ind w:left="0"/>
-        <w:jc w:val="left"/>
-        <w:rPr>
-          <w:rFonts w:hint="default" w:asciiTheme="minorAscii" w:hAnsiTheme="minorAscii"/>
-          <w:sz w:val="21"/>
-          <w:szCs w:val="21"/>
-        </w:rPr>
-      </w:pPr>
-      <w:r>
-        <w:rPr>
-          <w:rFonts w:hint="default" w:eastAsia="等线" w:cs="Arial" w:asciiTheme="minorAscii" w:hAnsiTheme="minorAscii"/>
-          <w:sz w:val="21"/>
-          <w:szCs w:val="21"/>
-        </w:rPr>
-        <w:t>李伟点开平板电脑，屏幕上出现了长风镇边境的监控画面，画面里，美日联合渗透小队的动作行云流水，从越境到靠近军用输油管道，只用了不到两个小时。“这是前几日长风镇边境的真实画面，美日的渗透小队，从江对岸越境，到抵达我方输油管道，只用了一小时四十分钟。若我方需要提前十二小时向贵方报备，等贵方批准，他们早已完成破坏，逃之夭夭。”</w:t>
-      </w:r>
-    </w:p>
-    <w:p>
-      <w:pPr>
-        <w:spacing w:before="120" w:after="120" w:line="288" w:lineRule="auto"/>
-        <w:ind w:left="0"/>
-        <w:jc w:val="left"/>
-        <w:rPr>
-          <w:rFonts w:hint="default" w:asciiTheme="minorAscii" w:hAnsiTheme="minorAscii"/>
-          <w:sz w:val="21"/>
-          <w:szCs w:val="21"/>
-        </w:rPr>
-      </w:pPr>
-      <w:r>
-        <w:rPr>
-          <w:rFonts w:hint="default" w:eastAsia="等线" w:cs="Arial" w:asciiTheme="minorAscii" w:hAnsiTheme="minorAscii"/>
-          <w:sz w:val="21"/>
-          <w:szCs w:val="21"/>
-        </w:rPr>
-        <w:t>他的指尖划过屏幕，又出现了美日F-57战机越境的画面，“美日的战机，从鄂霍次克海起飞，到侵入俄方领空，逼近我方边境，只用了三十分钟。在这种紧急情况下，每一分每一秒都至关重要，提前十二小时的报备，就是错失战机，就是让美日的阴谋得逞。”</w:t>
-      </w:r>
-    </w:p>
-    <w:p>
-      <w:pPr>
-        <w:spacing w:before="120" w:after="120" w:line="288" w:lineRule="auto"/>
-        <w:ind w:left="0"/>
-        <w:jc w:val="left"/>
-        <w:rPr>
-          <w:rFonts w:hint="default" w:asciiTheme="minorAscii" w:hAnsiTheme="minorAscii"/>
-          <w:sz w:val="21"/>
-          <w:szCs w:val="21"/>
-        </w:rPr>
-      </w:pPr>
-      <w:r>
-        <w:rPr>
-          <w:rFonts w:hint="default" w:eastAsia="等线" w:cs="Arial" w:asciiTheme="minorAscii" w:hAnsiTheme="minorAscii"/>
-          <w:sz w:val="21"/>
-          <w:szCs w:val="21"/>
-        </w:rPr>
-        <w:t>彼得罗夫的嘴唇抿成一条直线，想要反驳，却无言以对。李伟的话，句句属实，美日的行动速度，远超出他们的想象，十二小时的报备时间，确实不足以应对突发情况。可他身为俄罗斯远东军区副司令，若答应中方无需报备即可展开跨境军事行动，就是对俄罗斯主权的背叛，他无法做到。</w:t>
-      </w:r>
-    </w:p>
-    <w:p>
-      <w:pPr>
-        <w:spacing w:before="120" w:after="120" w:line="288" w:lineRule="auto"/>
-        <w:ind w:left="0"/>
-        <w:jc w:val="left"/>
-        <w:rPr>
-          <w:rFonts w:hint="default" w:asciiTheme="minorAscii" w:hAnsiTheme="minorAscii"/>
-          <w:sz w:val="21"/>
-          <w:szCs w:val="21"/>
-        </w:rPr>
-      </w:pPr>
-      <w:r>
-        <w:rPr>
-          <w:rFonts w:hint="default" w:eastAsia="等线" w:cs="Arial" w:asciiTheme="minorAscii" w:hAnsiTheme="minorAscii"/>
-          <w:sz w:val="21"/>
-          <w:szCs w:val="21"/>
-        </w:rPr>
-        <w:t>会场再次陷入沉默，只是这次的沉默里，少了针锋相对的强硬，多了一丝进退两难的纠结。中方代表团的成员们互相交换着眼神，心中清楚，俄方已经做出了巨大的让步，在领土范围上，完全满足了中方的要求，只是在驻军的军事行动权限上，依旧不肯松口。而陈敬之与李伟，也在心中考量，是否要做出适当的妥协，毕竟，谈判的目的，是达成协议，联手应对美日的威胁。</w:t>
-      </w:r>
-    </w:p>
-    <w:p>
-      <w:pPr>
-        <w:spacing w:before="120" w:after="120" w:line="288" w:lineRule="auto"/>
-        <w:ind w:left="0"/>
-        <w:jc w:val="left"/>
-        <w:rPr>
-          <w:rFonts w:hint="default" w:asciiTheme="minorAscii" w:hAnsiTheme="minorAscii"/>
-          <w:sz w:val="21"/>
-          <w:szCs w:val="21"/>
-        </w:rPr>
-      </w:pPr>
-      <w:r>
-        <w:rPr>
-          <w:rFonts w:hint="default" w:eastAsia="等线" w:cs="Arial" w:asciiTheme="minorAscii" w:hAnsiTheme="minorAscii"/>
-          <w:sz w:val="21"/>
-          <w:szCs w:val="21"/>
-        </w:rPr>
-        <w:t>格拉西莫夫的心里，也在进行着激烈的挣扎。他知道，十二小时的报备时间，确实不足以应对突发情况，可他若再让步，答应中方无需报备即可展开跨境军事行动，回国后，他将面临滔天的骂名，甚至可能被解职。俄罗斯的民众，不会理解他的无奈，只会认为他是卖国贼，是俄罗斯的罪人。他看着桌上的中俄两国国旗，心中五味杂陈，一边是国家的主权与尊严，一边是国家的生存与发展，他不知道，该如何选择。</w:t>
-      </w:r>
-    </w:p>
-    <w:p>
-      <w:pPr>
-        <w:spacing w:before="120" w:after="120" w:line="288" w:lineRule="auto"/>
-        <w:ind w:left="0"/>
-        <w:jc w:val="left"/>
-        <w:rPr>
-          <w:rFonts w:hint="default" w:asciiTheme="minorAscii" w:hAnsiTheme="minorAscii"/>
-          <w:sz w:val="21"/>
-          <w:szCs w:val="21"/>
-        </w:rPr>
-      </w:pPr>
-      <w:r>
-        <w:rPr>
-          <w:rFonts w:hint="default" w:eastAsia="等线" w:cs="Arial" w:asciiTheme="minorAscii" w:hAnsiTheme="minorAscii"/>
-          <w:sz w:val="21"/>
-          <w:szCs w:val="21"/>
-        </w:rPr>
-        <w:t>陈敬之看着格拉西莫夫的神情，心中清楚，俄方已经到了让步的极限。他轻轻叹了口气，语气缓和了几分：“格拉西莫夫部长，彼得罗夫中将，我方理解贵方的顾虑，主权与尊严，对任何一个国家来说，都至关重要。我方可以做出妥协：中方驻军的跨境军事行动，若遇紧急情况，可先行动，后报备，行动后一小时内，向俄方远东军区通报即可。且行动范围，仅限远东联邦管区，绝不超出。这是我方的最大妥协。”</w:t>
-      </w:r>
-    </w:p>
-    <w:p>
-      <w:pPr>
-        <w:spacing w:before="120" w:after="120" w:line="288" w:lineRule="auto"/>
-        <w:ind w:left="0"/>
-        <w:jc w:val="left"/>
-        <w:rPr>
-          <w:rFonts w:hint="default" w:asciiTheme="minorAscii" w:hAnsiTheme="minorAscii"/>
-          <w:sz w:val="21"/>
-          <w:szCs w:val="21"/>
-        </w:rPr>
-      </w:pPr>
-      <w:r>
-        <w:rPr>
-          <w:rFonts w:hint="default" w:eastAsia="等线" w:cs="Arial" w:asciiTheme="minorAscii" w:hAnsiTheme="minorAscii"/>
-          <w:sz w:val="21"/>
-          <w:szCs w:val="21"/>
-        </w:rPr>
-        <w:t>这是中方第一次做出妥协，会场里的气氛，有了一丝松动。格拉西莫夫的眼中闪过一丝犹豫，陈敬之的这个提议，既解决了行动效率的问题，也给了俄罗斯一丝颜面，先行动后报备，一小时的通报时间，足以让俄方做出协调，也能让国际社会看到，俄罗斯依旧掌控着远东的主权。</w:t>
-      </w:r>
-    </w:p>
-    <w:p>
-      <w:pPr>
-        <w:spacing w:before="120" w:after="120" w:line="288" w:lineRule="auto"/>
-        <w:ind w:left="0"/>
-        <w:jc w:val="left"/>
-        <w:rPr>
-          <w:rFonts w:hint="default" w:asciiTheme="minorAscii" w:hAnsiTheme="minorAscii"/>
-          <w:sz w:val="21"/>
-          <w:szCs w:val="21"/>
-        </w:rPr>
-      </w:pPr>
-      <w:r>
-        <w:rPr>
-          <w:rFonts w:hint="default" w:eastAsia="等线" w:cs="Arial" w:asciiTheme="minorAscii" w:hAnsiTheme="minorAscii"/>
-          <w:sz w:val="21"/>
-          <w:szCs w:val="21"/>
-        </w:rPr>
-        <w:t>彼得罗夫也愣了一下，显然没想到中方会做出这样的妥协。他看向格拉西莫夫，眼中带着一丝询问，心中的强硬，早已烟消云散，只剩下一丝犹豫。他知道，这是最好的结果，也是最符合俄罗斯利益的结果。</w:t>
-      </w:r>
-    </w:p>
-    <w:p>
-      <w:pPr>
-        <w:spacing w:before="120" w:after="120" w:line="288" w:lineRule="auto"/>
-        <w:ind w:left="0"/>
-        <w:jc w:val="left"/>
-        <w:rPr>
-          <w:rFonts w:hint="default" w:asciiTheme="minorAscii" w:hAnsiTheme="minorAscii"/>
-          <w:sz w:val="21"/>
-          <w:szCs w:val="21"/>
-        </w:rPr>
-      </w:pPr>
-      <w:r>
-        <w:rPr>
-          <w:rFonts w:hint="default" w:eastAsia="等线" w:cs="Arial" w:asciiTheme="minorAscii" w:hAnsiTheme="minorAscii"/>
-          <w:sz w:val="21"/>
-          <w:szCs w:val="21"/>
-        </w:rPr>
-        <w:t>可格拉西莫夫却摇了摇头，眼底满是无奈：“陈部长，对不起，我方不能答应。”他的声音沙哑，带着一丝疲惫，“先行动后报备，看似是小事，可在俄罗斯民众看来，这就是中方驻军可以在远东随意行动，俄方无法约束。如今俄罗斯国内的民族主义情绪高涨，若我方答应了这个条件，国内的反对声会让政府垮台，到那时，不仅租借协议无法签署，远东的局势，会更加混乱。”</w:t>
-      </w:r>
-    </w:p>
-    <w:p>
-      <w:pPr>
-        <w:spacing w:before="120" w:after="120" w:line="288" w:lineRule="auto"/>
-        <w:ind w:left="0"/>
-        <w:jc w:val="left"/>
-        <w:rPr>
-          <w:rFonts w:hint="default" w:asciiTheme="minorAscii" w:hAnsiTheme="minorAscii"/>
-          <w:sz w:val="21"/>
-          <w:szCs w:val="21"/>
-        </w:rPr>
-      </w:pPr>
-      <w:r>
-        <w:rPr>
-          <w:rFonts w:hint="default" w:eastAsia="等线" w:cs="Arial" w:asciiTheme="minorAscii" w:hAnsiTheme="minorAscii"/>
-          <w:sz w:val="21"/>
-          <w:szCs w:val="21"/>
-        </w:rPr>
-        <w:t>他的话，像一盆冷水，浇灭了会场里的一丝希望。陈敬之的眉头微微皱起，李伟的眼神也沉了下来，他们知道，格拉西莫夫的话，并非虚言。俄罗斯的国内局势，远比他们想象的复杂，民族主义的情绪，像一颗定时炸弹，随时可能爆炸。</w:t>
-      </w:r>
-    </w:p>
-    <w:p>
-      <w:pPr>
-        <w:spacing w:before="120" w:after="120" w:line="288" w:lineRule="auto"/>
-        <w:ind w:left="0"/>
-        <w:jc w:val="left"/>
-        <w:rPr>
-          <w:rFonts w:hint="default" w:asciiTheme="minorAscii" w:hAnsiTheme="minorAscii"/>
-          <w:sz w:val="21"/>
-          <w:szCs w:val="21"/>
-        </w:rPr>
-      </w:pPr>
-      <w:r>
-        <w:rPr>
-          <w:rFonts w:hint="default" w:eastAsia="等线" w:cs="Arial" w:asciiTheme="minorAscii" w:hAnsiTheme="minorAscii"/>
-          <w:sz w:val="21"/>
-          <w:szCs w:val="21"/>
-        </w:rPr>
-        <w:t>谈判，再次陷入了僵局。</w:t>
-      </w:r>
-    </w:p>
-    <w:p>
-      <w:pPr>
-        <w:spacing w:before="120" w:after="120" w:line="288" w:lineRule="auto"/>
-        <w:ind w:left="0"/>
-        <w:jc w:val="left"/>
-        <w:rPr>
-          <w:rFonts w:hint="default" w:asciiTheme="minorAscii" w:hAnsiTheme="minorAscii"/>
-          <w:sz w:val="21"/>
-          <w:szCs w:val="21"/>
-        </w:rPr>
-      </w:pPr>
-      <w:r>
-        <w:rPr>
-          <w:rFonts w:hint="default" w:eastAsia="等线" w:cs="Arial" w:asciiTheme="minorAscii" w:hAnsiTheme="minorAscii"/>
-          <w:sz w:val="21"/>
-          <w:szCs w:val="21"/>
-        </w:rPr>
-        <w:t>这一次，没有人再开口，只有漫天的飞雪，在窗外肆意飞舞，像极了远东的局势，混乱而迷茫。中方代表团的成员们，脸上带着一丝凝重，他们知道，中方已经做出了最大的妥协，俄方却依旧因为国内的局势，不肯松口。而俄方代表团的成员们，脸上满是无奈，他们知道，中方的提议是最好的选择，可他们却因为主权与国内的压力，无法答应。</w:t>
-      </w:r>
-    </w:p>
-    <w:p>
-      <w:pPr>
-        <w:spacing w:before="120" w:after="120" w:line="288" w:lineRule="auto"/>
-        <w:ind w:left="0"/>
-        <w:jc w:val="left"/>
-        <w:rPr>
-          <w:rFonts w:hint="default" w:asciiTheme="minorAscii" w:hAnsiTheme="minorAscii"/>
-          <w:sz w:val="21"/>
-          <w:szCs w:val="21"/>
-        </w:rPr>
-      </w:pPr>
-      <w:r>
-        <w:rPr>
-          <w:rFonts w:hint="default" w:eastAsia="等线" w:cs="Arial" w:asciiTheme="minorAscii" w:hAnsiTheme="minorAscii"/>
-          <w:sz w:val="21"/>
-          <w:szCs w:val="21"/>
-        </w:rPr>
-        <w:t>不知过了多久，陈敬之缓缓站起身，整理了一下身上的西装，语气平静却坚定：“格拉西莫夫部长，彼得罗夫中将，我方的提议，依旧有效。贵方需要时间考虑，我方也理解。今天的谈判，就到这里。”</w:t>
-      </w:r>
-    </w:p>
-    <w:p>
-      <w:pPr>
-        <w:spacing w:before="120" w:after="120" w:line="288" w:lineRule="auto"/>
-        <w:ind w:left="0"/>
-        <w:jc w:val="left"/>
-        <w:rPr>
-          <w:rFonts w:hint="default" w:asciiTheme="minorAscii" w:hAnsiTheme="minorAscii"/>
-          <w:sz w:val="21"/>
-          <w:szCs w:val="21"/>
-        </w:rPr>
-      </w:pPr>
-      <w:r>
-        <w:rPr>
-          <w:rFonts w:hint="default" w:eastAsia="等线" w:cs="Arial" w:asciiTheme="minorAscii" w:hAnsiTheme="minorAscii"/>
-          <w:sz w:val="21"/>
-          <w:szCs w:val="21"/>
-        </w:rPr>
-        <w:t>格拉西莫夫也缓缓站起身，眼底满是疲惫与歉意：“陈部长，对不起，让你们失望了。我方会再次向莫斯科汇报，争取做出最好的选择。”</w:t>
-      </w:r>
-    </w:p>
-    <w:p>
-      <w:pPr>
-        <w:spacing w:before="120" w:after="120" w:line="288" w:lineRule="auto"/>
-        <w:ind w:left="0"/>
-        <w:jc w:val="left"/>
-        <w:rPr>
-          <w:rFonts w:hint="default" w:asciiTheme="minorAscii" w:hAnsiTheme="minorAscii"/>
-          <w:sz w:val="21"/>
-          <w:szCs w:val="21"/>
-        </w:rPr>
-      </w:pPr>
-      <w:r>
-        <w:rPr>
-          <w:rFonts w:hint="default" w:eastAsia="等线" w:cs="Arial" w:asciiTheme="minorAscii" w:hAnsiTheme="minorAscii"/>
-          <w:sz w:val="21"/>
-          <w:szCs w:val="21"/>
-        </w:rPr>
-        <w:t>没有多余的寒暄，没有多余的交流，双方代表团成员纷纷起身，整理好桌上的文件，各自离开了谈判会场。走出国际会议中心的大门，寒风卷着雪粒瞬间扑面而来，打在脸上生疼。</w:t>
-      </w:r>
-    </w:p>
-    <w:p>
-      <w:pPr>
-        <w:spacing w:before="120" w:after="120" w:line="288" w:lineRule="auto"/>
-        <w:ind w:left="0"/>
-        <w:jc w:val="left"/>
-        <w:rPr>
-          <w:rFonts w:hint="default" w:asciiTheme="minorAscii" w:hAnsiTheme="minorAscii"/>
-          <w:sz w:val="21"/>
-          <w:szCs w:val="21"/>
-        </w:rPr>
-      </w:pPr>
-      <w:r>
-        <w:rPr>
-          <w:rFonts w:hint="default" w:eastAsia="等线" w:cs="Arial" w:asciiTheme="minorAscii" w:hAnsiTheme="minorAscii"/>
-          <w:sz w:val="21"/>
-          <w:szCs w:val="21"/>
-        </w:rPr>
-        <w:t>陈敬之和李伟并肩走在前面，身后跟着中方代表团的成员。哈尔滨的夜空，漆黑一片，只有城市的灯光在雪雾里闪烁，像长风镇边境线上的灯火。</w:t>
-      </w:r>
-    </w:p>
-    <w:p>
-      <w:pPr>
-        <w:spacing w:before="120" w:after="120" w:line="288" w:lineRule="auto"/>
-        <w:ind w:left="0"/>
-        <w:jc w:val="left"/>
-        <w:rPr>
-          <w:rFonts w:hint="default" w:asciiTheme="minorAscii" w:hAnsiTheme="minorAscii"/>
-          <w:sz w:val="21"/>
-          <w:szCs w:val="21"/>
-        </w:rPr>
-      </w:pPr>
-      <w:r>
-        <w:rPr>
-          <w:rFonts w:hint="default" w:eastAsia="等线" w:cs="Arial" w:asciiTheme="minorAscii" w:hAnsiTheme="minorAscii"/>
-          <w:sz w:val="21"/>
-          <w:szCs w:val="21"/>
-        </w:rPr>
-        <w:t>“陈部长，俄方还是不肯松口，看来，这场谈判，还要持续很久。”李伟的声音被寒风吹散了几分，带着一丝无奈。</w:t>
-      </w:r>
-    </w:p>
-    <w:p>
-      <w:pPr>
-        <w:spacing w:before="120" w:after="120" w:line="288" w:lineRule="auto"/>
-        <w:ind w:left="0"/>
-        <w:jc w:val="left"/>
-        <w:rPr>
-          <w:rFonts w:hint="default" w:asciiTheme="minorAscii" w:hAnsiTheme="minorAscii"/>
-          <w:sz w:val="21"/>
-          <w:szCs w:val="21"/>
-        </w:rPr>
-      </w:pPr>
-      <w:r>
-        <w:rPr>
-          <w:rFonts w:hint="default" w:eastAsia="等线" w:cs="Arial" w:asciiTheme="minorAscii" w:hAnsiTheme="minorAscii"/>
-          <w:sz w:val="21"/>
-          <w:szCs w:val="21"/>
-        </w:rPr>
-        <w:t>陈敬之抬头望向夜空，雪花落在他的脸上，瞬间融化，他的眼神却依旧坚定：“俄方的顾虑，我们理解，国内的压力，主权的执念，都让他们无法轻易做出选择。但远东的局势，容不得他们犹豫太久。美日不会给我们太多时间，他们还会在边境搞事，还会试图搅黄谈判。”</w:t>
-      </w:r>
-    </w:p>
-    <w:p>
-      <w:pPr>
-        <w:spacing w:before="120" w:after="120" w:line="288" w:lineRule="auto"/>
-        <w:ind w:left="0"/>
-        <w:jc w:val="left"/>
-        <w:rPr>
-          <w:rFonts w:hint="default" w:asciiTheme="minorAscii" w:hAnsiTheme="minorAscii"/>
-          <w:sz w:val="21"/>
-          <w:szCs w:val="21"/>
-        </w:rPr>
-      </w:pPr>
-      <w:r>
-        <w:rPr>
-          <w:rFonts w:hint="default" w:eastAsia="等线" w:cs="Arial" w:asciiTheme="minorAscii" w:hAnsiTheme="minorAscii"/>
-          <w:sz w:val="21"/>
-          <w:szCs w:val="21"/>
-        </w:rPr>
-        <w:t>他转头看向李伟，语气沉重：“通知长风镇的边防军，一级战备状态继续，加派兵力，严阵以待。同时，密切关注欧洲和中东的局势，一旦有任何变化，立刻向我汇报。我们能做的，就是守好边境，等待俄方做出正确的选择。”</w:t>
-      </w:r>
-    </w:p>
-    <w:p>
-      <w:pPr>
-        <w:spacing w:before="120" w:after="120" w:line="288" w:lineRule="auto"/>
-        <w:ind w:left="0"/>
-        <w:jc w:val="left"/>
-        <w:rPr>
-          <w:rFonts w:hint="default" w:asciiTheme="minorAscii" w:hAnsiTheme="minorAscii"/>
-          <w:sz w:val="21"/>
-          <w:szCs w:val="21"/>
-        </w:rPr>
-      </w:pPr>
-      <w:r>
-        <w:rPr>
-          <w:rFonts w:hint="default" w:eastAsia="等线" w:cs="Arial" w:asciiTheme="minorAscii" w:hAnsiTheme="minorAscii"/>
-          <w:sz w:val="21"/>
-          <w:szCs w:val="21"/>
-        </w:rPr>
-        <w:t>“是。”李伟沉声应道，抬手拿出手机，拨通了长风镇连部的电话，他知道，此刻的长风镇边境，林野和那些边防军人，依旧趴在雪地里，守着那条边境线，守着这片土地的希望。</w:t>
-      </w:r>
-    </w:p>
-    <w:p>
-      <w:pPr>
-        <w:spacing w:before="120" w:after="120" w:line="288" w:lineRule="auto"/>
-        <w:ind w:left="0"/>
-        <w:jc w:val="left"/>
-        <w:rPr>
-          <w:rFonts w:hint="default" w:asciiTheme="minorAscii" w:hAnsiTheme="minorAscii"/>
-          <w:sz w:val="21"/>
-          <w:szCs w:val="21"/>
-        </w:rPr>
-      </w:pPr>
-      <w:r>
-        <w:rPr>
-          <w:rFonts w:hint="default" w:eastAsia="等线" w:cs="Arial" w:asciiTheme="minorAscii" w:hAnsiTheme="minorAscii"/>
-          <w:sz w:val="21"/>
-          <w:szCs w:val="21"/>
-        </w:rPr>
-        <w:t>而俄方代表团的车队，行驶在哈尔滨的街道上，车厢里一片死寂。格拉西莫夫靠在座椅上，闭着眼睛，脑海里反复回荡着陈敬之的话，回荡着欧洲的僵持，中东的乱局，远东的空窗。他知道，俄方已经没有了退路，若再不做出选择，远东迟早会落入美日之手。</w:t>
-      </w:r>
-    </w:p>
-    <w:p>
-      <w:pPr>
-        <w:spacing w:before="120" w:after="120" w:line="288" w:lineRule="auto"/>
-        <w:ind w:left="0"/>
-        <w:jc w:val="left"/>
-        <w:rPr>
-          <w:rFonts w:hint="default" w:asciiTheme="minorAscii" w:hAnsiTheme="minorAscii"/>
-          <w:sz w:val="21"/>
-          <w:szCs w:val="21"/>
-        </w:rPr>
-      </w:pPr>
-      <w:r>
-        <w:rPr>
-          <w:rFonts w:hint="default" w:eastAsia="等线" w:cs="Arial" w:asciiTheme="minorAscii" w:hAnsiTheme="minorAscii"/>
-          <w:sz w:val="21"/>
-          <w:szCs w:val="21"/>
-        </w:rPr>
-        <w:t>彼得罗夫坐在一旁，看着窗外的飞雪，心中的不甘与无奈，渐渐被一丝清醒取代。他知道，中方的提议，是唯一的出路，也是守护俄罗斯远东的唯一办法。他转头看向格拉西莫夫，轻声道：“部长，向莫斯科汇报吧，就说，远东的局势，已经到了生死关头，若再不答应中方的提议，我们将失去整个远东。”</w:t>
-      </w:r>
-    </w:p>
-    <w:p>
-      <w:pPr>
-        <w:spacing w:before="120" w:after="120" w:line="288" w:lineRule="auto"/>
-        <w:ind w:left="0"/>
-        <w:jc w:val="left"/>
-        <w:rPr>
-          <w:rFonts w:hint="default" w:asciiTheme="minorAscii" w:hAnsiTheme="minorAscii"/>
-          <w:sz w:val="21"/>
-          <w:szCs w:val="21"/>
-        </w:rPr>
-      </w:pPr>
-      <w:r>
-        <w:rPr>
-          <w:rFonts w:hint="default" w:eastAsia="等线" w:cs="Arial" w:asciiTheme="minorAscii" w:hAnsiTheme="minorAscii"/>
-          <w:sz w:val="21"/>
-          <w:szCs w:val="21"/>
-        </w:rPr>
-        <w:t>格拉西莫夫缓缓睁开眼睛，眼底满是疲惫，却也有一丝决绝。他点了点头，声音沙哑：“好，汇报。”</w:t>
-      </w:r>
-    </w:p>
-    <w:p>
-      <w:pPr>
-        <w:spacing w:before="120" w:after="120" w:line="288" w:lineRule="auto"/>
-        <w:ind w:left="0"/>
-        <w:jc w:val="left"/>
-        <w:rPr>
-          <w:rFonts w:hint="default" w:asciiTheme="minorAscii" w:hAnsiTheme="minorAscii"/>
-          <w:sz w:val="21"/>
-          <w:szCs w:val="21"/>
-        </w:rPr>
-      </w:pPr>
-      <w:r>
-        <w:rPr>
-          <w:rFonts w:hint="default" w:eastAsia="等线" w:cs="Arial" w:asciiTheme="minorAscii" w:hAnsiTheme="minorAscii"/>
-          <w:sz w:val="21"/>
-          <w:szCs w:val="21"/>
-        </w:rPr>
-        <w:t>车队穿过哈尔滨的夜色，朝着酒店驶去，雪越下越大，落在车窗上，瞬间凝成薄冰，像一层无形的枷锁，锁住了俄罗斯远东的未来，也锁住了这场关乎百万平方公里土地的谈判。</w:t>
-      </w:r>
-    </w:p>
-    <w:p>
-      <w:pPr>
-        <w:spacing w:before="120" w:after="120" w:line="288" w:lineRule="auto"/>
-        <w:ind w:left="0"/>
-        <w:jc w:val="left"/>
-        <w:rPr>
-          <w:rFonts w:hint="default" w:asciiTheme="minorAscii" w:hAnsiTheme="minorAscii"/>
-          <w:sz w:val="21"/>
-          <w:szCs w:val="21"/>
-        </w:rPr>
-      </w:pPr>
-      <w:r>
-        <w:rPr>
-          <w:rFonts w:hint="default" w:eastAsia="等线" w:cs="Arial" w:asciiTheme="minorAscii" w:hAnsiTheme="minorAscii"/>
-          <w:sz w:val="21"/>
-          <w:szCs w:val="21"/>
-        </w:rPr>
-        <w:t>千里之外的长风镇边境线，夜色正浓，乌苏里江的冰原被漫天飞雪覆盖，一片苍茫。林野依旧趴在鹰嘴崖的制高点上，狙击枪的枪管裹着白色伪装布，冰冷的触感透过迷彩服传进掌心。他的狙击镜十字准星，依旧锁定着界江的主航道中心线，眼神像鹰隼一般锐利，透过漫天飞雪，望向江对岸的老爷岭。</w:t>
-      </w:r>
-    </w:p>
-    <w:p>
-      <w:pPr>
-        <w:spacing w:before="120" w:after="120" w:line="288" w:lineRule="auto"/>
-        <w:ind w:left="0"/>
-        <w:jc w:val="left"/>
-        <w:rPr>
-          <w:rFonts w:hint="default" w:asciiTheme="minorAscii" w:hAnsiTheme="minorAscii"/>
-          <w:sz w:val="21"/>
-          <w:szCs w:val="21"/>
-        </w:rPr>
-      </w:pPr>
-      <w:r>
-        <w:rPr>
-          <w:rFonts w:hint="default" w:eastAsia="等线" w:cs="Arial" w:asciiTheme="minorAscii" w:hAnsiTheme="minorAscii"/>
-          <w:sz w:val="21"/>
-          <w:szCs w:val="21"/>
-        </w:rPr>
-        <w:t>战术耳机里，传来了连部的指令：一级战备状态继续，加派兵力，严阵以待。</w:t>
-      </w:r>
-    </w:p>
-    <w:p>
-      <w:pPr>
-        <w:spacing w:before="120" w:after="120" w:line="288" w:lineRule="auto"/>
-        <w:ind w:left="0"/>
-        <w:jc w:val="left"/>
-        <w:rPr>
-          <w:rFonts w:hint="default" w:asciiTheme="minorAscii" w:hAnsiTheme="minorAscii"/>
-          <w:sz w:val="21"/>
-          <w:szCs w:val="21"/>
-        </w:rPr>
-      </w:pPr>
-      <w:r>
-        <w:rPr>
-          <w:rFonts w:hint="default" w:eastAsia="等线" w:cs="Arial" w:asciiTheme="minorAscii" w:hAnsiTheme="minorAscii"/>
-          <w:sz w:val="21"/>
-          <w:szCs w:val="21"/>
-        </w:rPr>
-        <w:t>林野的手指轻轻搭在扳机护圈上，指节泛白。他不知道哈尔滨谈判的具体情况，却知道，边境的局势，会越来越紧张，美日的渗透，会越来越频繁。他握紧了手中的狙击枪，靴筒里的日本军刺，在雪光的映照下，闪着冷冽的光。</w:t>
-      </w:r>
-    </w:p>
-    <w:p>
-      <w:pPr>
-        <w:spacing w:before="120" w:after="120" w:line="288" w:lineRule="auto"/>
-        <w:ind w:left="0"/>
-        <w:jc w:val="left"/>
-        <w:rPr>
-          <w:rFonts w:hint="default" w:asciiTheme="minorAscii" w:hAnsiTheme="minorAscii"/>
-          <w:sz w:val="21"/>
-          <w:szCs w:val="21"/>
-        </w:rPr>
-      </w:pPr>
-      <w:r>
-        <w:rPr>
-          <w:rFonts w:hint="default" w:eastAsia="等线" w:cs="Arial" w:asciiTheme="minorAscii" w:hAnsiTheme="minorAscii"/>
-          <w:sz w:val="21"/>
-          <w:szCs w:val="21"/>
-        </w:rPr>
-        <w:t>江风依旧凛冽，雪依旧在下，落在界江的冰面上，落在边境的雪地里，落在林野的迷彩服上，渐渐覆盖了一切痕迹。可那柄出鞘的刀锋，却从未被掩盖；那股潜藏在心底的，收复失地的渴望，却从未熄灭。</w:t>
-      </w:r>
-    </w:p>
-    <w:p>
-      <w:pPr>
-        <w:spacing w:before="120" w:after="120" w:line="288" w:lineRule="auto"/>
-        <w:ind w:left="0"/>
-        <w:jc w:val="left"/>
-        <w:rPr>
-          <w:rFonts w:hint="default" w:asciiTheme="minorAscii" w:hAnsiTheme="minorAscii"/>
-          <w:sz w:val="21"/>
-          <w:szCs w:val="21"/>
-        </w:rPr>
-      </w:pPr>
-      <w:r>
-        <w:rPr>
-          <w:rFonts w:hint="default" w:eastAsia="等线" w:cs="Arial" w:asciiTheme="minorAscii" w:hAnsiTheme="minorAscii"/>
-          <w:sz w:val="21"/>
-          <w:szCs w:val="21"/>
-        </w:rPr>
-        <w:t>哈尔滨的谈判再次搁置，中俄双方的分歧，依旧卡在驻军的军事行动权限上。可远东的风暴，却从未停歇，美日的黑手，还在不断伸向这条边境线，他们的侦察机，依旧在远东的上空盘旋，他们的渗透小队，依旧在暗中酝酿着新的阴谋。</w:t>
-      </w:r>
-    </w:p>
-    <w:p>
-      <w:pPr>
-        <w:spacing w:before="120" w:after="120" w:line="288" w:lineRule="auto"/>
-        <w:ind w:left="0"/>
-        <w:jc w:val="left"/>
-        <w:rPr>
-          <w:rFonts w:hint="default" w:asciiTheme="minorAscii" w:hAnsiTheme="minorAscii"/>
-          <w:sz w:val="21"/>
-          <w:szCs w:val="21"/>
-        </w:rPr>
-      </w:pPr>
-      <w:r>
-        <w:rPr>
-          <w:rFonts w:hint="default" w:eastAsia="等线" w:cs="Arial" w:asciiTheme="minorAscii" w:hAnsiTheme="minorAscii"/>
-          <w:sz w:val="21"/>
-          <w:szCs w:val="21"/>
-        </w:rPr>
-        <w:t>而欧洲的僵持，还在继续，北约与俄罗斯的摩擦，从未停止；中东的乱局，还在发酵，穆斯林与犹太教的圣战，依旧如火如荼。全球的格局，像一张巨大的棋盘，每一步棋，都牵一发而动全身。</w:t>
-      </w:r>
-    </w:p>
-    <w:p>
-      <w:pPr>
-        <w:spacing w:before="120" w:after="120" w:line="288" w:lineRule="auto"/>
-        <w:ind w:left="0"/>
-        <w:jc w:val="left"/>
-        <w:rPr>
-          <w:rFonts w:hint="default" w:asciiTheme="minorAscii" w:hAnsiTheme="minorAscii"/>
-          <w:sz w:val="21"/>
-          <w:szCs w:val="21"/>
-        </w:rPr>
-      </w:pPr>
-      <w:r>
-        <w:rPr>
-          <w:rFonts w:hint="default" w:eastAsia="等线" w:cs="Arial" w:asciiTheme="minorAscii" w:hAnsiTheme="minorAscii"/>
-          <w:sz w:val="21"/>
-          <w:szCs w:val="21"/>
-        </w:rPr>
-        <w:t>长风镇的边关，刀锋依旧亮着，林野和无数的边防军人，依旧守在这片冰原上，守着那条边境线，守着心中的希望。</w:t>
-      </w:r>
-    </w:p>
-    <w:p>
-      <w:pPr>
-        <w:spacing w:before="120" w:after="120" w:line="288" w:lineRule="auto"/>
-        <w:ind w:left="0"/>
-        <w:jc w:val="left"/>
-        <w:rPr>
-          <w:rFonts w:hint="default" w:asciiTheme="minorAscii" w:hAnsiTheme="minorAscii"/>
-          <w:sz w:val="21"/>
-          <w:szCs w:val="21"/>
-        </w:rPr>
-      </w:pPr>
-      <w:r>
-        <w:rPr>
-          <w:rFonts w:hint="default" w:eastAsia="等线" w:cs="Arial" w:asciiTheme="minorAscii" w:hAnsiTheme="minorAscii"/>
-          <w:sz w:val="21"/>
-          <w:szCs w:val="21"/>
-        </w:rPr>
-        <w:t>他们在等，等哈尔滨谈判的好消息，等失地回归的那一天。</w:t>
-      </w:r>
-    </w:p>
-    <w:p>
-      <w:pPr>
-        <w:spacing w:before="120" w:after="120" w:line="288" w:lineRule="auto"/>
-        <w:ind w:left="0"/>
-        <w:jc w:val="left"/>
-        <w:rPr>
-          <w:rFonts w:hint="default" w:asciiTheme="minorAscii" w:hAnsiTheme="minorAscii"/>
-          <w:sz w:val="21"/>
-          <w:szCs w:val="21"/>
-        </w:rPr>
-      </w:pPr>
-      <w:r>
-        <w:rPr>
-          <w:rFonts w:hint="default" w:eastAsia="等线" w:cs="Arial" w:asciiTheme="minorAscii" w:hAnsiTheme="minorAscii"/>
-          <w:sz w:val="21"/>
-          <w:szCs w:val="21"/>
-        </w:rPr>
-        <w:t>可没有人知道，这份等待，会持续多久；没有人知道，美日的下一次阴谋，会以何种方式降临；更没有人知道，俄罗斯的莫斯科，会做出怎样的选择。</w:t>
-      </w:r>
-    </w:p>
-    <w:p>
-      <w:pPr>
-        <w:spacing w:before="120" w:after="120" w:line="288" w:lineRule="auto"/>
-        <w:ind w:left="0"/>
-        <w:jc w:val="left"/>
-        <w:rPr>
-          <w:rFonts w:hint="default" w:asciiTheme="minorAscii" w:hAnsiTheme="minorAscii"/>
-          <w:sz w:val="21"/>
-          <w:szCs w:val="21"/>
-        </w:rPr>
-      </w:pPr>
-      <w:r>
-        <w:rPr>
-          <w:rFonts w:hint="default" w:eastAsia="等线" w:cs="Arial" w:asciiTheme="minorAscii" w:hAnsiTheme="minorAscii"/>
-          <w:sz w:val="21"/>
-          <w:szCs w:val="21"/>
-        </w:rPr>
-        <w:t>远东的棋局，依旧迷雾重重，胜负未分。</w:t>
-      </w:r>
-    </w:p>
-    <w:p>
-      <w:pPr>
-        <w:spacing w:before="120" w:after="120" w:line="288" w:lineRule="auto"/>
-        <w:ind w:left="0"/>
-        <w:jc w:val="left"/>
-        <w:rPr>
-          <w:rFonts w:hint="default" w:asciiTheme="minorAscii" w:hAnsiTheme="minorAscii"/>
-          <w:sz w:val="21"/>
-          <w:szCs w:val="21"/>
-        </w:rPr>
-      </w:pPr>
-      <w:r>
-        <w:rPr>
-          <w:rFonts w:hint="default" w:eastAsia="等线" w:cs="Arial" w:asciiTheme="minorAscii" w:hAnsiTheme="minorAscii"/>
-          <w:sz w:val="21"/>
-          <w:szCs w:val="21"/>
-        </w:rPr>
-        <w:t>而长风镇的边关，依旧寒风凛冽，刀锋相向，等待着下一场战斗，等待着那阵属于中国的长风，吹过远东的土地，吹醒那片沉睡了三百年的故土。</w:t>
-      </w:r>
-    </w:p>
-    <w:p>
-      <w:pPr>
-        <w:spacing w:before="120" w:after="120" w:line="288" w:lineRule="auto"/>
-        <w:ind w:left="0"/>
-        <w:jc w:val="left"/>
-        <w:rPr>
-          <w:rFonts w:hint="default" w:asciiTheme="minorAscii" w:hAnsiTheme="minorAscii"/>
-          <w:sz w:val="21"/>
-          <w:szCs w:val="21"/>
-        </w:rPr>
-      </w:pPr>
-      <w:r>
-        <w:rPr>
-          <w:rFonts w:hint="default" w:eastAsia="等线" w:cs="Arial" w:asciiTheme="minorAscii" w:hAnsiTheme="minorAscii"/>
-          <w:sz w:val="21"/>
-          <w:szCs w:val="21"/>
-        </w:rPr>
-        <w:t>（字数：3986）</w:t>
-      </w:r>
-    </w:p>
-    <w:p>
-      <w:pPr>
-        <w:spacing w:before="120" w:after="120" w:line="288" w:lineRule="auto"/>
-        <w:ind w:left="0"/>
-        <w:jc w:val="left"/>
-        <w:rPr>
-          <w:rFonts w:hint="default" w:asciiTheme="minorAscii" w:hAnsiTheme="minorAscii"/>
-          <w:sz w:val="21"/>
-          <w:szCs w:val="21"/>
-        </w:rPr>
-      </w:pPr>
-      <w:r>
-        <w:rPr>
-          <w:rFonts w:hint="default" w:eastAsia="等线" w:cs="Arial" w:asciiTheme="minorAscii" w:hAnsiTheme="minorAscii"/>
-          <w:sz w:val="21"/>
-          <w:szCs w:val="21"/>
-        </w:rPr>
-        <w:t>|（注：文档部分内容可能由 AI 生成)</w:t>
-      </w:r>
     </w:p>
     <w:sectPr>
       <w:headerReference r:id="rId3" w:type="default"/>
